--- a/_works/2026-anuschewski-denis/Protokoll.docx
+++ b/_works/2026-anuschewski-denis/Protokoll.docx
@@ -67,6 +67,13 @@
           <w:sz w:val="26"/>
           <w:szCs w:val="26"/>
         </w:rPr>
+        <w:t xml:space="preserve">Erste heuristische </w:t>
+      </w:r>
+      <w:r>
+        <w:rPr>
+          <w:sz w:val="26"/>
+          <w:szCs w:val="26"/>
+        </w:rPr>
         <w:t>Untersuchung der Datengrundlage im CDA</w:t>
       </w:r>
     </w:p>
@@ -231,16 +238,7 @@
         <w:t xml:space="preserve">die </w:t>
       </w:r>
       <w:r>
-        <w:t xml:space="preserve">Kategorisierung von z.B. </w:t>
-      </w:r>
-      <w:r>
-        <w:t>Stile</w:t>
-      </w:r>
-      <w:r>
-        <w:t>n</w:t>
-      </w:r>
-      <w:r>
-        <w:t>, Techniken, Materialien und Gegenstände</w:t>
+        <w:t>Kategorisierung von z.B. Stilen, Techniken, Materialien und Gegenstände</w:t>
       </w:r>
       <w:r>
         <w:t>n</w:t>
@@ -275,19 +273,7 @@
         <w:t xml:space="preserve">Kategorisierung von z.B. </w:t>
       </w:r>
       <w:r>
-        <w:t>Personen, Körperschaften, Werktitel</w:t>
-      </w:r>
-      <w:r>
-        <w:t>n</w:t>
-      </w:r>
-      <w:r>
-        <w:t>, Sachbegriffe</w:t>
-      </w:r>
-      <w:r>
-        <w:t>n</w:t>
-      </w:r>
-      <w:r>
-        <w:t xml:space="preserve"> und </w:t>
+        <w:t xml:space="preserve">Personen, Körperschaften, Werktiteln, Sachbegriffen und </w:t>
       </w:r>
       <w:proofErr w:type="spellStart"/>
       <w:r>
@@ -324,16 +310,10 @@
         <w:t xml:space="preserve"> </w:t>
       </w:r>
       <w:r>
-        <w:t xml:space="preserve">für die Kategorisierung von </w:t>
-      </w:r>
-      <w:r>
-        <w:t>Bildinhalten,</w:t>
-      </w:r>
-      <w:r>
-        <w:t xml:space="preserve"> Motiven, Symbolen und Themen der Kunstgeschichte</w:t>
-      </w:r>
-      <w:r>
-        <w:t xml:space="preserve"> (insbesondere </w:t>
+        <w:t>für die Kategorisierung von Bildinhalten,</w:t>
+      </w:r>
+      <w:r>
+        <w:t xml:space="preserve"> Motiven, Symbolen und Themen der Kunstgeschichte (insbesondere </w:t>
       </w:r>
       <w:r>
         <w:t>aus dem abendländischen Raum</w:t>
@@ -613,12 +593,21 @@
         <w:t xml:space="preserve">Mapping der </w:t>
       </w:r>
       <w:proofErr w:type="spellStart"/>
-      <w:r>
-        <w:rPr>
-          <w:sz w:val="26"/>
-          <w:szCs w:val="26"/>
-        </w:rPr>
-        <w:t>d:kult-Notationen</w:t>
+      <w:proofErr w:type="gramStart"/>
+      <w:r>
+        <w:rPr>
+          <w:sz w:val="26"/>
+          <w:szCs w:val="26"/>
+        </w:rPr>
+        <w:t>d:kult</w:t>
+      </w:r>
+      <w:proofErr w:type="gramEnd"/>
+      <w:r>
+        <w:rPr>
+          <w:sz w:val="26"/>
+          <w:szCs w:val="26"/>
+        </w:rPr>
+        <w:t>-Notationen</w:t>
       </w:r>
       <w:proofErr w:type="spellEnd"/>
       <w:r>
@@ -656,14 +645,288 @@
           <w:sz w:val="26"/>
           <w:szCs w:val="26"/>
         </w:rPr>
-        <w:t>dkult-iconclass-mappings</w:t>
-      </w:r>
-      <w:r>
-        <w:rPr>
-          <w:sz w:val="26"/>
-          <w:szCs w:val="26"/>
-        </w:rPr>
-        <w:t>.json)</w:t>
+        <w:t>dkult-iconclass-</w:t>
+      </w:r>
+      <w:proofErr w:type="gramStart"/>
+      <w:r>
+        <w:rPr>
+          <w:sz w:val="26"/>
+          <w:szCs w:val="26"/>
+        </w:rPr>
+        <w:t>mappings</w:t>
+      </w:r>
+      <w:r>
+        <w:rPr>
+          <w:sz w:val="26"/>
+          <w:szCs w:val="26"/>
+        </w:rPr>
+        <w:t>.json</w:t>
+      </w:r>
+      <w:proofErr w:type="gramEnd"/>
+      <w:r>
+        <w:rPr>
+          <w:sz w:val="26"/>
+          <w:szCs w:val="26"/>
+        </w:rPr>
+        <w:t>)</w:t>
+      </w:r>
+    </w:p>
+    <w:p>
+      <w:pPr>
+        <w:pStyle w:val="Listenabsatz"/>
+        <w:numPr>
+          <w:ilvl w:val="0"/>
+          <w:numId w:val="2"/>
+        </w:numPr>
+        <w:rPr>
+          <w:sz w:val="26"/>
+          <w:szCs w:val="26"/>
+        </w:rPr>
+      </w:pPr>
+      <w:r>
+        <w:rPr>
+          <w:sz w:val="26"/>
+          <w:szCs w:val="26"/>
+        </w:rPr>
+        <w:lastRenderedPageBreak/>
+        <w:t>Besuch des Symposiums „</w:t>
+      </w:r>
+      <w:proofErr w:type="spellStart"/>
+      <w:r>
+        <w:rPr>
+          <w:sz w:val="26"/>
+          <w:szCs w:val="26"/>
+        </w:rPr>
+        <w:t>Drawn</w:t>
+      </w:r>
+      <w:proofErr w:type="spellEnd"/>
+      <w:r>
+        <w:rPr>
+          <w:sz w:val="26"/>
+          <w:szCs w:val="26"/>
+        </w:rPr>
+        <w:t xml:space="preserve"> and printed – </w:t>
+      </w:r>
+      <w:proofErr w:type="spellStart"/>
+      <w:r>
+        <w:rPr>
+          <w:sz w:val="26"/>
+          <w:szCs w:val="26"/>
+        </w:rPr>
+        <w:t>new</w:t>
+      </w:r>
+      <w:proofErr w:type="spellEnd"/>
+      <w:r>
+        <w:rPr>
+          <w:sz w:val="26"/>
+          <w:szCs w:val="26"/>
+        </w:rPr>
+        <w:t xml:space="preserve"> </w:t>
+      </w:r>
+      <w:proofErr w:type="spellStart"/>
+      <w:r>
+        <w:rPr>
+          <w:sz w:val="26"/>
+          <w:szCs w:val="26"/>
+        </w:rPr>
+        <w:t>approaches</w:t>
+      </w:r>
+      <w:proofErr w:type="spellEnd"/>
+      <w:r>
+        <w:rPr>
+          <w:sz w:val="26"/>
+          <w:szCs w:val="26"/>
+        </w:rPr>
+        <w:t xml:space="preserve"> </w:t>
+      </w:r>
+      <w:proofErr w:type="spellStart"/>
+      <w:r>
+        <w:rPr>
+          <w:sz w:val="26"/>
+          <w:szCs w:val="26"/>
+        </w:rPr>
+        <w:t>to</w:t>
+      </w:r>
+      <w:proofErr w:type="spellEnd"/>
+      <w:r>
+        <w:rPr>
+          <w:sz w:val="26"/>
+          <w:szCs w:val="26"/>
+        </w:rPr>
+        <w:t xml:space="preserve"> </w:t>
+      </w:r>
+      <w:proofErr w:type="spellStart"/>
+      <w:r>
+        <w:rPr>
+          <w:sz w:val="26"/>
+          <w:szCs w:val="26"/>
+        </w:rPr>
+        <w:t>the</w:t>
+      </w:r>
+      <w:proofErr w:type="spellEnd"/>
+      <w:r>
+        <w:rPr>
+          <w:sz w:val="26"/>
+          <w:szCs w:val="26"/>
+        </w:rPr>
+        <w:t xml:space="preserve"> </w:t>
+      </w:r>
+      <w:proofErr w:type="spellStart"/>
+      <w:r>
+        <w:rPr>
+          <w:sz w:val="26"/>
+          <w:szCs w:val="26"/>
+        </w:rPr>
+        <w:t>graphic</w:t>
+      </w:r>
+      <w:proofErr w:type="spellEnd"/>
+      <w:r>
+        <w:rPr>
+          <w:sz w:val="26"/>
+          <w:szCs w:val="26"/>
+        </w:rPr>
+        <w:t xml:space="preserve"> </w:t>
+      </w:r>
+      <w:proofErr w:type="spellStart"/>
+      <w:r>
+        <w:rPr>
+          <w:sz w:val="26"/>
+          <w:szCs w:val="26"/>
+        </w:rPr>
+        <w:t>work</w:t>
+      </w:r>
+      <w:proofErr w:type="spellEnd"/>
+      <w:r>
+        <w:rPr>
+          <w:sz w:val="26"/>
+          <w:szCs w:val="26"/>
+        </w:rPr>
+        <w:t xml:space="preserve"> </w:t>
+      </w:r>
+      <w:proofErr w:type="spellStart"/>
+      <w:r>
+        <w:rPr>
+          <w:sz w:val="26"/>
+          <w:szCs w:val="26"/>
+        </w:rPr>
+        <w:t>of</w:t>
+      </w:r>
+      <w:proofErr w:type="spellEnd"/>
+      <w:r>
+        <w:rPr>
+          <w:sz w:val="26"/>
+          <w:szCs w:val="26"/>
+        </w:rPr>
+        <w:t xml:space="preserve"> Lucas Cranach </w:t>
+      </w:r>
+      <w:proofErr w:type="spellStart"/>
+      <w:r>
+        <w:rPr>
+          <w:sz w:val="26"/>
+          <w:szCs w:val="26"/>
+        </w:rPr>
+        <w:t>the</w:t>
+      </w:r>
+      <w:proofErr w:type="spellEnd"/>
+      <w:r>
+        <w:rPr>
+          <w:sz w:val="26"/>
+          <w:szCs w:val="26"/>
+        </w:rPr>
+        <w:t xml:space="preserve"> Elder and </w:t>
+      </w:r>
+      <w:proofErr w:type="spellStart"/>
+      <w:r>
+        <w:rPr>
+          <w:sz w:val="26"/>
+          <w:szCs w:val="26"/>
+        </w:rPr>
+        <w:t>his</w:t>
+      </w:r>
+      <w:proofErr w:type="spellEnd"/>
+      <w:r>
+        <w:rPr>
+          <w:sz w:val="26"/>
+          <w:szCs w:val="26"/>
+        </w:rPr>
+        <w:t xml:space="preserve"> </w:t>
+      </w:r>
+      <w:proofErr w:type="spellStart"/>
+      <w:r>
+        <w:rPr>
+          <w:sz w:val="26"/>
+          <w:szCs w:val="26"/>
+        </w:rPr>
+        <w:t>Sons</w:t>
+      </w:r>
+      <w:proofErr w:type="spellEnd"/>
+      <w:r>
+        <w:rPr>
+          <w:sz w:val="26"/>
+          <w:szCs w:val="26"/>
+        </w:rPr>
+        <w:t>“ an der TH Köln</w:t>
+      </w:r>
+      <w:r>
+        <w:rPr>
+          <w:sz w:val="26"/>
+          <w:szCs w:val="26"/>
+        </w:rPr>
+        <w:t xml:space="preserve"> am 16.10.2026</w:t>
+      </w:r>
+    </w:p>
+    <w:p>
+      <w:pPr>
+        <w:pStyle w:val="Listenabsatz"/>
+        <w:numPr>
+          <w:ilvl w:val="0"/>
+          <w:numId w:val="2"/>
+        </w:numPr>
+        <w:rPr>
+          <w:sz w:val="26"/>
+          <w:szCs w:val="26"/>
+        </w:rPr>
+      </w:pPr>
+      <w:r>
+        <w:rPr>
+          <w:sz w:val="26"/>
+          <w:szCs w:val="26"/>
+        </w:rPr>
+        <w:t xml:space="preserve">Erste persönliche Absprache </w:t>
+      </w:r>
+      <w:r>
+        <w:rPr>
+          <w:sz w:val="26"/>
+          <w:szCs w:val="26"/>
+        </w:rPr>
+        <w:t xml:space="preserve">vor Ort </w:t>
+      </w:r>
+      <w:r>
+        <w:rPr>
+          <w:sz w:val="26"/>
+          <w:szCs w:val="26"/>
+        </w:rPr>
+        <w:t>mit Prof. Gunnar Heydenreich und weiteren Experten bzgl. Erschließung/Vernetzung von Papierwerken anhand von Wasserzeichen</w:t>
+      </w:r>
+    </w:p>
+    <w:p>
+      <w:pPr>
+        <w:pStyle w:val="Listenabsatz"/>
+        <w:numPr>
+          <w:ilvl w:val="0"/>
+          <w:numId w:val="2"/>
+        </w:numPr>
+        <w:rPr>
+          <w:sz w:val="26"/>
+          <w:szCs w:val="26"/>
+        </w:rPr>
+      </w:pPr>
+      <w:r>
+        <w:rPr>
+          <w:sz w:val="26"/>
+          <w:szCs w:val="26"/>
+        </w:rPr>
+        <w:t>Ziel: Klassifizierung der Wasserzeichen nach dem WZIS (Wasserzeichen-Informations-System) und bidirektionale Vernetzung der Werke anhand von Wasserzeichen mit der Datenbank des WZIS</w:t>
       </w:r>
     </w:p>
     <w:sectPr>
